--- a/Subscription Billing/Billing/Report Extensions/Layouts/SalesInvoiceForSubscriptionBilling.docx
+++ b/Subscription Billing/Billing/Report Extensions/Layouts/SalesInvoiceForSubscriptionBilling.docx
@@ -1350,7 +1350,7 @@
         <w:alias w:val="#Nav: /Header/WorkDescriptionLines"/>
         <w:tag w:val="#Nav: Standard_Sales_Invoice/1306"/>
         <w:id w:val="348460567"/>
-        <w15:dataBinding w:prefixMappings="xmlns:ns0='urn:microsoft-dynamics-nav/reports/Standard_Sales_Invoice/1306/'" w:xpath="/ns0:NavWordReportXmlPart[1]/ns0:Header[1]/ns0:WorkDescriptionLines" w:storeItemID="{AF7A6226-6056-400F-ADDA-E1ADA7C08250}"/>
+        <w15:dataBinding w:prefixMappings="xmlns:ns0='urn:microsoft-dynamics-nav/reports/Standard_Sales_Invoice/1306/' " w:xpath="/ns0:NavWordReportXmlPart[1]/ns0:Header[1]/ns0:WorkDescriptionLines" w:storeItemID="{AF7A6226-6056-400F-ADDA-E1ADA7C08250}"/>
         <w15:repeatingSection/>
       </w:sdtPr>
       <w:sdtContent>
@@ -1863,7 +1863,7 @@
           <w:alias w:val="#Nav: /Header/Line"/>
           <w:tag w:val="#Nav: Standard_Sales_Invoice/1306"/>
           <w:id w:val="1327254768"/>
-          <w15:dataBinding w:prefixMappings="xmlns:ns0='urn:microsoft-dynamics-nav/reports/Standard_Sales_Invoice/1306/'" w:xpath="/ns0:NavWordReportXmlPart[1]/ns0:Header[1]/ns0:Line" w:storeItemID="{AF7A6226-6056-400F-ADDA-E1ADA7C08250}"/>
+          <w15:dataBinding w:prefixMappings="xmlns:ns0='urn:microsoft-dynamics-nav/reports/Standard_Sales_Invoice/1306/' " w:xpath="/ns0:NavWordReportXmlPart[1]/ns0:Header[1]/ns0:Line" w:storeItemID="{AF7A6226-6056-400F-ADDA-E1ADA7C08250}"/>
           <w15:repeatingSection/>
         </w:sdtPr>
         <w:sdtEndPr>
@@ -2045,6 +2045,7 @@
                       </w:tcPr>
                       <w:p>
                         <w:pPr>
+                          <w:jc w:val="right"/>
                           <w:rPr>
                             <w:sz w:val="18"/>
                             <w:szCs w:val="18"/>
@@ -2123,6 +2124,7 @@
                       </w:tcPr>
                       <w:p>
                         <w:pPr>
+                          <w:jc w:val="right"/>
                           <w:rPr>
                             <w:sz w:val="18"/>
                             <w:szCs w:val="18"/>
@@ -2201,6 +2203,7 @@
                       </w:tcPr>
                       <w:p>
                         <w:pPr>
+                          <w:jc w:val="right"/>
                           <w:rPr>
                             <w:sz w:val="18"/>
                             <w:szCs w:val="18"/>
@@ -2243,6 +2246,7 @@
                       </w:tcPr>
                       <w:p>
                         <w:pPr>
+                          <w:jc w:val="right"/>
                           <w:rPr>
                             <w:sz w:val="18"/>
                             <w:szCs w:val="18"/>
@@ -2373,7 +2377,7 @@
           <w:alias w:val="#Nav: /Header/ReportTotalsLine"/>
           <w:tag w:val="#Nav: Standard_Sales_Invoice/1306"/>
           <w:id w:val="1981810996"/>
-          <w15:dataBinding w:prefixMappings="xmlns:ns0='urn:microsoft-dynamics-nav/reports/Standard_Sales_Invoice/1306/'" w:xpath="/ns0:NavWordReportXmlPart[1]/ns0:Header[1]/ns0:ReportTotalsLine" w:storeItemID="{AF7A6226-6056-400F-ADDA-E1ADA7C08250}"/>
+          <w15:dataBinding w:prefixMappings="xmlns:ns0='urn:microsoft-dynamics-nav/reports/Standard_Sales_Invoice/1306/' " w:xpath="/ns0:NavWordReportXmlPart[1]/ns0:Header[1]/ns0:ReportTotalsLine" w:storeItemID="{AF7A6226-6056-400F-ADDA-E1ADA7C08250}"/>
           <w15:repeatingSection/>
         </w:sdtPr>
         <w:sdtEndPr>
@@ -2959,7 +2963,7 @@
           <w:alias w:val="#Nav: /Header/VATClauseLine"/>
           <w:tag w:val="#Nav: Standard_Sales_Invoice/1306"/>
           <w:id w:val="1234901919"/>
-          <w15:dataBinding w:prefixMappings="xmlns:ns0='urn:microsoft-dynamics-nav/reports/Standard_Sales_Invoice/1306/'" w:xpath="/ns0:NavWordReportXmlPart[1]/ns0:Header[1]/ns0:VATClauseLine" w:storeItemID="{AF7A6226-6056-400F-ADDA-E1ADA7C08250}"/>
+          <w15:dataBinding w:prefixMappings="xmlns:ns0='urn:microsoft-dynamics-nav/reports/Standard_Sales_Invoice/1306/' " w:xpath="/ns0:NavWordReportXmlPart[1]/ns0:Header[1]/ns0:VATClauseLine" w:storeItemID="{AF7A6226-6056-400F-ADDA-E1ADA7C08250}"/>
           <w15:repeatingSection/>
         </w:sdtPr>
         <w:sdtContent>
@@ -3110,14 +3114,12 @@
                             <w:sz w:val="18"/>
                           </w:rPr>
                         </w:pPr>
-                        <w:proofErr w:type="spellStart"/>
                         <w:r>
                           <w:rPr>
                             <w:sz w:val="18"/>
                           </w:rPr>
                           <w:t>VATAmount_VATClauseLine</w:t>
                         </w:r>
-                        <w:proofErr w:type="spellEnd"/>
                       </w:p>
                     </w:tc>
                   </w:sdtContent>
@@ -3233,7 +3235,7 @@
           <w:alias w:val="#Nav: /Header/LineFee"/>
           <w:tag w:val="#Nav: Standard_Sales_Invoice/1306"/>
           <w:id w:val="-1502423256"/>
-          <w15:dataBinding w:prefixMappings="xmlns:ns0='urn:microsoft-dynamics-nav/reports/Standard_Sales_Invoice/1306/'" w:xpath="/ns0:NavWordReportXmlPart[1]/ns0:Header[1]/ns0:LineFee" w:storeItemID="{AF7A6226-6056-400F-ADDA-E1ADA7C08250}"/>
+          <w15:dataBinding w:prefixMappings="xmlns:ns0='urn:microsoft-dynamics-nav/reports/Standard_Sales_Invoice/1306/' " w:xpath="/ns0:NavWordReportXmlPart[1]/ns0:Header[1]/ns0:LineFee" w:storeItemID="{AF7A6226-6056-400F-ADDA-E1ADA7C08250}"/>
           <w15:repeatingSection/>
         </w:sdtPr>
         <w:sdtContent>
@@ -3312,7 +3314,7 @@
         <w:alias w:val="#Nav: /Header/PaymentReportingArgument"/>
         <w:tag w:val="#Nav: Standard_Sales_Invoice/1306"/>
         <w:id w:val="940566818"/>
-        <w15:dataBinding w:prefixMappings="xmlns:ns0='urn:microsoft-dynamics-nav/reports/Standard_Sales_Invoice/1306/'" w:xpath="/ns0:NavWordReportXmlPart[1]/ns0:Header[1]/ns0:PaymentReportingArgument" w:storeItemID="{AF7A6226-6056-400F-ADDA-E1ADA7C08250}"/>
+        <w15:dataBinding w:prefixMappings="xmlns:ns0='urn:microsoft-dynamics-nav/reports/Standard_Sales_Invoice/1306/' " w:xpath="/ns0:NavWordReportXmlPart[1]/ns0:Header[1]/ns0:PaymentReportingArgument" w:storeItemID="{AF7A6226-6056-400F-ADDA-E1ADA7C08250}"/>
         <w15:repeatingSection/>
       </w:sdtPr>
       <w:sdtContent>
@@ -3465,7 +3467,7 @@
           <w:alias w:val="#Nav: /Header/ContractBillingDetailsMapping"/>
           <w:tag w:val="#Nav: Standard_Sales_Invoice/1306"/>
           <w:id w:val="220329604"/>
-          <w15:dataBinding w:prefixMappings="xmlns:ns0='urn:microsoft-dynamics-nav/reports/Standard_Sales_Invoice/1306/'" w:xpath="/ns0:NavWordReportXmlPart[1]/ns0:Header[1]/ns0:ContractBillingDetailsMapping" w:storeItemID="{AF7A6226-6056-400F-ADDA-E1ADA7C08250}"/>
+          <w15:dataBinding w:prefixMappings="xmlns:ns0='urn:microsoft-dynamics-nav/reports/Standard_Sales_Invoice/1306/' " w:xpath="/ns0:NavWordReportXmlPart[1]/ns0:Header[1]/ns0:ContractBillingDetailsMapping" w:storeItemID="{AF7A6226-6056-400F-ADDA-E1ADA7C08250}"/>
           <w15:repeatingSection/>
         </w:sdtPr>
         <w:sdtEndPr>
@@ -3504,7 +3506,6 @@
                     <w:tcBorders>
                       <w:bottom w:val="single" w:color="auto" w:sz="4" w:space="0"/>
                     </w:tcBorders>
-                    <w:shd w:val="clear" w:color="auto" w:fill="auto"/>
                     <w:tcMar>
                       <w:left w:w="57" w:type="dxa"/>
                       <w:right w:w="57" w:type="dxa"/>
@@ -3561,7 +3562,6 @@
                     <w:tcBorders>
                       <w:bottom w:val="single" w:color="auto" w:sz="4" w:space="0"/>
                     </w:tcBorders>
-                    <w:shd w:val="clear" w:color="auto" w:fill="auto"/>
                     <w:tcMar>
                       <w:left w:w="57" w:type="dxa"/>
                       <w:right w:w="57" w:type="dxa"/>
@@ -3619,7 +3619,6 @@
                     <w:tcBorders>
                       <w:bottom w:val="single" w:color="auto" w:sz="4" w:space="0"/>
                     </w:tcBorders>
-                    <w:shd w:val="clear" w:color="auto" w:fill="auto"/>
                     <w:tcMar>
                       <w:left w:w="57" w:type="dxa"/>
                       <w:right w:w="57" w:type="dxa"/>
@@ -3676,7 +3675,6 @@
                     <w:tcBorders>
                       <w:bottom w:val="single" w:color="auto" w:sz="4" w:space="0"/>
                     </w:tcBorders>
-                    <w:shd w:val="clear" w:color="auto" w:fill="auto"/>
                     <w:tcMar>
                       <w:left w:w="57" w:type="dxa"/>
                       <w:right w:w="57" w:type="dxa"/>
@@ -3738,7 +3736,6 @@
                     <w:tcBorders>
                       <w:top w:val="single" w:color="auto" w:sz="4" w:space="0"/>
                     </w:tcBorders>
-                    <w:shd w:val="clear" w:color="auto" w:fill="auto"/>
                     <w:tcMar>
                       <w:left w:w="57" w:type="dxa"/>
                       <w:right w:w="57" w:type="dxa"/>
@@ -3763,7 +3760,6 @@
                     <w:tcBorders>
                       <w:top w:val="single" w:color="auto" w:sz="4" w:space="0"/>
                     </w:tcBorders>
-                    <w:shd w:val="clear" w:color="auto" w:fill="auto"/>
                     <w:tcMar>
                       <w:left w:w="57" w:type="dxa"/>
                       <w:right w:w="57" w:type="dxa"/>
@@ -3788,7 +3784,6 @@
                     <w:tcBorders>
                       <w:top w:val="single" w:color="auto" w:sz="4" w:space="0"/>
                     </w:tcBorders>
-                    <w:shd w:val="clear" w:color="auto" w:fill="auto"/>
                     <w:tcMar>
                       <w:left w:w="57" w:type="dxa"/>
                       <w:right w:w="57" w:type="dxa"/>
@@ -3813,7 +3808,6 @@
                     <w:tcBorders>
                       <w:top w:val="single" w:color="auto" w:sz="4" w:space="0"/>
                     </w:tcBorders>
-                    <w:shd w:val="clear" w:color="auto" w:fill="auto"/>
                     <w:tcMar>
                       <w:left w:w="57" w:type="dxa"/>
                       <w:right w:w="57" w:type="dxa"/>
@@ -3838,7 +3832,6 @@
                     <w:tcBorders>
                       <w:top w:val="single" w:color="auto" w:sz="4" w:space="0"/>
                     </w:tcBorders>
-                    <w:shd w:val="clear" w:color="auto" w:fill="auto"/>
                     <w:tcMar>
                       <w:left w:w="57" w:type="dxa"/>
                       <w:right w:w="57" w:type="dxa"/>
@@ -3863,7 +3856,6 @@
                     <w:tcBorders>
                       <w:top w:val="single" w:color="auto" w:sz="4" w:space="0"/>
                     </w:tcBorders>
-                    <w:shd w:val="clear" w:color="auto" w:fill="auto"/>
                     <w:tcMar>
                       <w:left w:w="57" w:type="dxa"/>
                       <w:right w:w="57" w:type="dxa"/>
@@ -3888,7 +3880,6 @@
                     <w:tcBorders>
                       <w:top w:val="single" w:color="auto" w:sz="4" w:space="0"/>
                     </w:tcBorders>
-                    <w:shd w:val="clear" w:color="auto" w:fill="auto"/>
                     <w:tcMar>
                       <w:left w:w="57" w:type="dxa"/>
                       <w:right w:w="57" w:type="dxa"/>
@@ -3913,7 +3904,6 @@
                     <w:tcBorders>
                       <w:top w:val="single" w:color="auto" w:sz="4" w:space="0"/>
                     </w:tcBorders>
-                    <w:shd w:val="clear" w:color="auto" w:fill="auto"/>
                     <w:tcMar>
                       <w:left w:w="57" w:type="dxa"/>
                       <w:right w:w="57" w:type="dxa"/>
@@ -3938,7 +3928,6 @@
                     <w:tcBorders>
                       <w:top w:val="single" w:color="auto" w:sz="4" w:space="0"/>
                     </w:tcBorders>
-                    <w:shd w:val="clear" w:color="auto" w:fill="auto"/>
                     <w:tcMar>
                       <w:left w:w="57" w:type="dxa"/>
                       <w:right w:w="57" w:type="dxa"/>
@@ -3963,7 +3952,6 @@
                     <w:tcBorders>
                       <w:top w:val="single" w:color="auto" w:sz="4" w:space="0"/>
                     </w:tcBorders>
-                    <w:shd w:val="clear" w:color="auto" w:fill="auto"/>
                     <w:tcMar>
                       <w:left w:w="57" w:type="dxa"/>
                       <w:right w:w="57" w:type="dxa"/>
@@ -3993,7 +3981,7 @@
                   <w:alias w:val="#Nav: /Header/ContractBillingDetailsMapping/ContractBillingDetailsGrouping"/>
                   <w:tag w:val="#Nav: Standard_Sales_Invoice/1306"/>
                   <w:id w:val="-240490063"/>
-                  <w15:dataBinding w:prefixMappings="xmlns:ns0='urn:microsoft-dynamics-nav/reports/Standard_Sales_Invoice/1306/'" w:xpath="/ns0:NavWordReportXmlPart[1]/ns0:Header[1]/ns0:ContractBillingDetailsMapping[1]/ns0:ContractBillingDetailsGrouping" w:storeItemID="{AF7A6226-6056-400F-ADDA-E1ADA7C08250}"/>
+                  <w15:dataBinding w:prefixMappings="xmlns:ns0='urn:microsoft-dynamics-nav/reports/Standard_Sales_Invoice/1306/' " w:xpath="/ns0:NavWordReportXmlPart[1]/ns0:Header[1]/ns0:ContractBillingDetailsMapping[1]/ns0:ContractBillingDetailsGrouping" w:storeItemID="{AF7A6226-6056-400F-ADDA-E1ADA7C08250}"/>
                   <w15:repeatingSection/>
                 </w:sdtPr>
                 <w:sdtContent>
@@ -4018,7 +4006,6 @@
                             <w:tcBorders>
                               <w:bottom w:val="single" w:color="AEAAAA" w:themeColor="background2" w:themeShade="BF" w:sz="4" w:space="0"/>
                             </w:tcBorders>
-                            <w:shd w:val="clear" w:color="auto" w:fill="auto"/>
                             <w:tcMar>
                               <w:left w:w="57" w:type="dxa"/>
                               <w:right w:w="57" w:type="dxa"/>
@@ -4069,7 +4056,6 @@
                             <w:tcBorders>
                               <w:bottom w:val="single" w:color="AEAAAA" w:themeColor="background2" w:themeShade="BF" w:sz="4" w:space="0"/>
                             </w:tcBorders>
-                            <w:shd w:val="clear" w:color="auto" w:fill="auto"/>
                             <w:tcMar>
                               <w:left w:w="57" w:type="dxa"/>
                               <w:right w:w="57" w:type="dxa"/>
@@ -4121,7 +4107,6 @@
                             <w:tcBorders>
                               <w:bottom w:val="single" w:color="AEAAAA" w:themeColor="background2" w:themeShade="BF" w:sz="4" w:space="0"/>
                             </w:tcBorders>
-                            <w:shd w:val="clear" w:color="auto" w:fill="auto"/>
                             <w:tcMar>
                               <w:left w:w="57" w:type="dxa"/>
                               <w:right w:w="57" w:type="dxa"/>
@@ -4172,7 +4157,6 @@
                             <w:tcBorders>
                               <w:bottom w:val="single" w:color="AEAAAA" w:themeColor="background2" w:themeShade="BF" w:sz="4" w:space="0"/>
                             </w:tcBorders>
-                            <w:shd w:val="clear" w:color="auto" w:fill="auto"/>
                             <w:tcMar>
                               <w:left w:w="57" w:type="dxa"/>
                               <w:right w:w="57" w:type="dxa"/>
@@ -4226,7 +4210,6 @@
                               <w:top w:val="single" w:color="AEAAAA" w:themeColor="background2" w:themeShade="BF" w:sz="4" w:space="0"/>
                               <w:bottom w:val="single" w:color="AEAAAA" w:themeColor="background2" w:themeShade="BF" w:sz="4" w:space="0"/>
                             </w:tcBorders>
-                            <w:shd w:val="clear" w:color="auto" w:fill="auto"/>
                             <w:tcMar>
                               <w:left w:w="170" w:type="dxa"/>
                               <w:right w:w="57" w:type="dxa"/>
@@ -4264,7 +4247,6 @@
                               <w:top w:val="single" w:color="AEAAAA" w:themeColor="background2" w:themeShade="BF" w:sz="4" w:space="0"/>
                               <w:bottom w:val="single" w:color="AEAAAA" w:themeColor="background2" w:themeShade="BF" w:sz="4" w:space="0"/>
                             </w:tcBorders>
-                            <w:shd w:val="clear" w:color="auto" w:fill="auto"/>
                             <w:tcMar>
                               <w:left w:w="57" w:type="dxa"/>
                               <w:right w:w="57" w:type="dxa"/>
@@ -4302,7 +4284,6 @@
                               <w:top w:val="single" w:color="AEAAAA" w:themeColor="background2" w:themeShade="BF" w:sz="4" w:space="0"/>
                               <w:bottom w:val="single" w:color="AEAAAA" w:themeColor="background2" w:themeShade="BF" w:sz="4" w:space="0"/>
                             </w:tcBorders>
-                            <w:shd w:val="clear" w:color="auto" w:fill="auto"/>
                             <w:tcMar>
                               <w:left w:w="57" w:type="dxa"/>
                               <w:right w:w="57" w:type="dxa"/>
@@ -4340,7 +4321,6 @@
                               <w:top w:val="single" w:color="AEAAAA" w:themeColor="background2" w:themeShade="BF" w:sz="4" w:space="0"/>
                               <w:bottom w:val="single" w:color="AEAAAA" w:themeColor="background2" w:themeShade="BF" w:sz="4" w:space="0"/>
                             </w:tcBorders>
-                            <w:shd w:val="clear" w:color="auto" w:fill="auto"/>
                             <w:tcMar>
                               <w:left w:w="57" w:type="dxa"/>
                               <w:right w:w="57" w:type="dxa"/>
@@ -4378,7 +4358,6 @@
                               <w:top w:val="single" w:color="AEAAAA" w:themeColor="background2" w:themeShade="BF" w:sz="4" w:space="0"/>
                               <w:bottom w:val="single" w:color="AEAAAA" w:themeColor="background2" w:themeShade="BF" w:sz="4" w:space="0"/>
                             </w:tcBorders>
-                            <w:shd w:val="clear" w:color="auto" w:fill="auto"/>
                             <w:tcMar>
                               <w:left w:w="57" w:type="dxa"/>
                               <w:right w:w="57" w:type="dxa"/>
@@ -4416,7 +4395,6 @@
                               <w:top w:val="single" w:color="AEAAAA" w:themeColor="background2" w:themeShade="BF" w:sz="4" w:space="0"/>
                               <w:bottom w:val="single" w:color="AEAAAA" w:themeColor="background2" w:themeShade="BF" w:sz="4" w:space="0"/>
                             </w:tcBorders>
-                            <w:shd w:val="clear" w:color="auto" w:fill="auto"/>
                             <w:tcMar>
                               <w:left w:w="57" w:type="dxa"/>
                               <w:right w:w="57" w:type="dxa"/>
@@ -4454,7 +4432,6 @@
                               <w:top w:val="single" w:color="AEAAAA" w:themeColor="background2" w:themeShade="BF" w:sz="4" w:space="0"/>
                               <w:bottom w:val="single" w:color="AEAAAA" w:themeColor="background2" w:themeShade="BF" w:sz="4" w:space="0"/>
                             </w:tcBorders>
-                            <w:shd w:val="clear" w:color="auto" w:fill="auto"/>
                             <w:tcMar>
                               <w:left w:w="57" w:type="dxa"/>
                               <w:right w:w="57" w:type="dxa"/>
@@ -4492,7 +4469,6 @@
                               <w:top w:val="single" w:color="AEAAAA" w:themeColor="background2" w:themeShade="BF" w:sz="4" w:space="0"/>
                               <w:bottom w:val="single" w:color="AEAAAA" w:themeColor="background2" w:themeShade="BF" w:sz="4" w:space="0"/>
                             </w:tcBorders>
-                            <w:shd w:val="clear" w:color="auto" w:fill="auto"/>
                             <w:tcMar>
                               <w:left w:w="57" w:type="dxa"/>
                               <w:right w:w="57" w:type="dxa"/>
@@ -4530,7 +4506,6 @@
                               <w:top w:val="single" w:color="AEAAAA" w:themeColor="background2" w:themeShade="BF" w:sz="4" w:space="0"/>
                               <w:bottom w:val="single" w:color="AEAAAA" w:themeColor="background2" w:themeShade="BF" w:sz="4" w:space="0"/>
                             </w:tcBorders>
-                            <w:shd w:val="clear" w:color="auto" w:fill="auto"/>
                             <w:tcMar>
                               <w:left w:w="57" w:type="dxa"/>
                               <w:right w:w="57" w:type="dxa"/>
@@ -4568,7 +4543,6 @@
                               <w:top w:val="single" w:color="AEAAAA" w:themeColor="background2" w:themeShade="BF" w:sz="4" w:space="0"/>
                               <w:bottom w:val="single" w:color="AEAAAA" w:themeColor="background2" w:themeShade="BF" w:sz="4" w:space="0"/>
                             </w:tcBorders>
-                            <w:shd w:val="clear" w:color="auto" w:fill="auto"/>
                             <w:tcMar>
                               <w:left w:w="57" w:type="dxa"/>
                               <w:right w:w="57" w:type="dxa"/>
@@ -4610,7 +4584,6 @@
                             <w:tcBorders>
                               <w:top w:val="single" w:color="AEAAAA" w:themeColor="background2" w:themeShade="BF" w:sz="4" w:space="0"/>
                             </w:tcBorders>
-                            <w:shd w:val="clear" w:color="auto" w:fill="auto"/>
                             <w:tcMar>
                               <w:left w:w="57" w:type="dxa"/>
                               <w:right w:w="57" w:type="dxa"/>
@@ -4628,7 +4601,6 @@
                             <w:tcBorders>
                               <w:top w:val="single" w:color="AEAAAA" w:themeColor="background2" w:themeShade="BF" w:sz="4" w:space="0"/>
                             </w:tcBorders>
-                            <w:shd w:val="clear" w:color="auto" w:fill="auto"/>
                             <w:tcMar>
                               <w:left w:w="57" w:type="dxa"/>
                               <w:right w:w="57" w:type="dxa"/>
@@ -4646,7 +4618,6 @@
                             <w:tcBorders>
                               <w:top w:val="single" w:color="AEAAAA" w:themeColor="background2" w:themeShade="BF" w:sz="4" w:space="0"/>
                             </w:tcBorders>
-                            <w:shd w:val="clear" w:color="auto" w:fill="auto"/>
                             <w:tcMar>
                               <w:left w:w="57" w:type="dxa"/>
                               <w:right w:w="57" w:type="dxa"/>
@@ -4664,7 +4635,6 @@
                             <w:tcBorders>
                               <w:top w:val="single" w:color="AEAAAA" w:themeColor="background2" w:themeShade="BF" w:sz="4" w:space="0"/>
                             </w:tcBorders>
-                            <w:shd w:val="clear" w:color="auto" w:fill="auto"/>
                             <w:tcMar>
                               <w:left w:w="57" w:type="dxa"/>
                               <w:right w:w="57" w:type="dxa"/>
@@ -4682,7 +4652,6 @@
                             <w:tcBorders>
                               <w:top w:val="single" w:color="AEAAAA" w:themeColor="background2" w:themeShade="BF" w:sz="4" w:space="0"/>
                             </w:tcBorders>
-                            <w:shd w:val="clear" w:color="auto" w:fill="auto"/>
                             <w:tcMar>
                               <w:left w:w="57" w:type="dxa"/>
                               <w:right w:w="57" w:type="dxa"/>
@@ -4700,7 +4669,6 @@
                             <w:tcBorders>
                               <w:top w:val="single" w:color="AEAAAA" w:themeColor="background2" w:themeShade="BF" w:sz="4" w:space="0"/>
                             </w:tcBorders>
-                            <w:shd w:val="clear" w:color="auto" w:fill="auto"/>
                             <w:tcMar>
                               <w:left w:w="57" w:type="dxa"/>
                               <w:right w:w="57" w:type="dxa"/>
@@ -4718,7 +4686,6 @@
                             <w:tcBorders>
                               <w:top w:val="single" w:color="AEAAAA" w:themeColor="background2" w:themeShade="BF" w:sz="4" w:space="0"/>
                             </w:tcBorders>
-                            <w:shd w:val="clear" w:color="auto" w:fill="auto"/>
                             <w:tcMar>
                               <w:left w:w="57" w:type="dxa"/>
                               <w:right w:w="57" w:type="dxa"/>
@@ -4736,7 +4703,6 @@
                             <w:tcBorders>
                               <w:top w:val="single" w:color="AEAAAA" w:themeColor="background2" w:themeShade="BF" w:sz="4" w:space="0"/>
                             </w:tcBorders>
-                            <w:shd w:val="clear" w:color="auto" w:fill="auto"/>
                             <w:tcMar>
                               <w:left w:w="57" w:type="dxa"/>
                               <w:right w:w="57" w:type="dxa"/>
@@ -4754,7 +4720,6 @@
                             <w:tcBorders>
                               <w:top w:val="single" w:color="AEAAAA" w:themeColor="background2" w:themeShade="BF" w:sz="4" w:space="0"/>
                             </w:tcBorders>
-                            <w:shd w:val="clear" w:color="auto" w:fill="auto"/>
                             <w:tcMar>
                               <w:left w:w="57" w:type="dxa"/>
                               <w:right w:w="57" w:type="dxa"/>
@@ -4772,7 +4737,6 @@
                             <w:tcBorders>
                               <w:top w:val="single" w:color="AEAAAA" w:themeColor="background2" w:themeShade="BF" w:sz="4" w:space="0"/>
                             </w:tcBorders>
-                            <w:shd w:val="clear" w:color="auto" w:fill="auto"/>
                             <w:tcMar>
                               <w:left w:w="57" w:type="dxa"/>
                               <w:right w:w="57" w:type="dxa"/>
@@ -4790,7 +4754,7 @@
                           <w:alias w:val="#Nav: /Header/ContractBillingDetailsMapping/ContractBillingDetailsGrouping/ContractBillingDetails"/>
                           <w:tag w:val="#Nav: Standard_Sales_Invoice/1306"/>
                           <w:id w:val="-563416373"/>
-                          <w15:dataBinding w:prefixMappings="xmlns:ns0='urn:microsoft-dynamics-nav/reports/Standard_Sales_Invoice/1306/'" w:xpath="/ns0:NavWordReportXmlPart[1]/ns0:Header[1]/ns0:ContractBillingDetailsMapping[1]/ns0:ContractBillingDetailsGrouping[1]/ns0:ContractBillingDetails" w:storeItemID="{AF7A6226-6056-400F-ADDA-E1ADA7C08250}"/>
+                          <w15:dataBinding w:prefixMappings="xmlns:ns0='urn:microsoft-dynamics-nav/reports/Standard_Sales_Invoice/1306/' " w:xpath="/ns0:NavWordReportXmlPart[1]/ns0:Header[1]/ns0:ContractBillingDetailsMapping[1]/ns0:ContractBillingDetailsGrouping[1]/ns0:ContractBillingDetails" w:storeItemID="{AF7A6226-6056-400F-ADDA-E1ADA7C08250}"/>
                           <w15:repeatingSection/>
                         </w:sdtPr>
                         <w:sdtContent>
@@ -4807,7 +4771,6 @@
                                 <w:tc>
                                   <w:tcPr>
                                     <w:tcW w:w="1133" w:type="dxa"/>
-                                    <w:shd w:val="clear" w:color="auto" w:fill="auto"/>
                                     <w:tcMar>
                                       <w:left w:w="170" w:type="dxa"/>
                                       <w:right w:w="57" w:type="dxa"/>
@@ -4841,7 +4804,6 @@
                                 <w:tc>
                                   <w:tcPr>
                                     <w:tcW w:w="964" w:type="dxa"/>
-                                    <w:shd w:val="clear" w:color="auto" w:fill="auto"/>
                                     <w:tcMar>
                                       <w:left w:w="57" w:type="dxa"/>
                                       <w:right w:w="57" w:type="dxa"/>
@@ -4875,7 +4837,6 @@
                                 <w:tc>
                                   <w:tcPr>
                                     <w:tcW w:w="567" w:type="dxa"/>
-                                    <w:shd w:val="clear" w:color="auto" w:fill="auto"/>
                                     <w:tcMar>
                                       <w:left w:w="57" w:type="dxa"/>
                                       <w:right w:w="57" w:type="dxa"/>
@@ -4909,7 +4870,6 @@
                                 <w:tc>
                                   <w:tcPr>
                                     <w:tcW w:w="851" w:type="dxa"/>
-                                    <w:shd w:val="clear" w:color="auto" w:fill="auto"/>
                                     <w:tcMar>
                                       <w:left w:w="57" w:type="dxa"/>
                                       <w:right w:w="57" w:type="dxa"/>
@@ -4943,7 +4903,6 @@
                                 <w:tc>
                                   <w:tcPr>
                                     <w:tcW w:w="964" w:type="dxa"/>
-                                    <w:shd w:val="clear" w:color="auto" w:fill="auto"/>
                                     <w:tcMar>
                                       <w:left w:w="57" w:type="dxa"/>
                                       <w:right w:w="57" w:type="dxa"/>
@@ -4977,7 +4936,6 @@
                                 <w:tc>
                                   <w:tcPr>
                                     <w:tcW w:w="1021" w:type="dxa"/>
-                                    <w:shd w:val="clear" w:color="auto" w:fill="auto"/>
                                     <w:tcMar>
                                       <w:left w:w="57" w:type="dxa"/>
                                       <w:right w:w="57" w:type="dxa"/>
@@ -5011,7 +4969,6 @@
                                 <w:tc>
                                   <w:tcPr>
                                     <w:tcW w:w="907" w:type="dxa"/>
-                                    <w:shd w:val="clear" w:color="auto" w:fill="auto"/>
                                     <w:tcMar>
                                       <w:left w:w="57" w:type="dxa"/>
                                       <w:right w:w="57" w:type="dxa"/>
@@ -5045,7 +5002,6 @@
                                 <w:tc>
                                   <w:tcPr>
                                     <w:tcW w:w="794" w:type="dxa"/>
-                                    <w:shd w:val="clear" w:color="auto" w:fill="auto"/>
                                     <w:tcMar>
                                       <w:left w:w="57" w:type="dxa"/>
                                       <w:right w:w="57" w:type="dxa"/>
@@ -5079,7 +5035,6 @@
                                 <w:tc>
                                   <w:tcPr>
                                     <w:tcW w:w="907" w:type="dxa"/>
-                                    <w:shd w:val="clear" w:color="auto" w:fill="auto"/>
                                     <w:tcMar>
                                       <w:left w:w="57" w:type="dxa"/>
                                       <w:right w:w="57" w:type="dxa"/>
@@ -5113,7 +5068,6 @@
                                 <w:tc>
                                   <w:tcPr>
                                     <w:tcW w:w="2438" w:type="dxa"/>
-                                    <w:shd w:val="clear" w:color="auto" w:fill="auto"/>
                                     <w:tcMar>
                                       <w:left w:w="57" w:type="dxa"/>
                                       <w:right w:w="57" w:type="dxa"/>
@@ -9196,6 +9150,7 @@
     <w:rsid w:val="00591BD2"/>
     <w:rsid w:val="005C545E"/>
     <w:rsid w:val="005E35BE"/>
+    <w:rsid w:val="00644DEE"/>
     <w:rsid w:val="00781235"/>
     <w:rsid w:val="0078233C"/>
     <w:rsid w:val="00784F9C"/>
@@ -9220,6 +9175,7 @@
     <w:rsid w:val="00B5335B"/>
     <w:rsid w:val="00B81B02"/>
     <w:rsid w:val="00B95809"/>
+    <w:rsid w:val="00BD617D"/>
     <w:rsid w:val="00BD662E"/>
     <w:rsid w:val="00BE5932"/>
     <w:rsid w:val="00BF27CE"/>
@@ -9253,8 +9209,8 @@
   </m:mathPr>
   <w:themeFontLang w:val="en-US"/>
   <w:clrSchemeMapping w:bg1="light1" w:t1="dark1" w:bg2="light2" w:t2="dark2" w:accent1="accent1" w:accent2="accent2" w:accent3="accent3" w:accent4="accent4" w:accent5="accent5" w:accent6="accent6" w:hyperlink="hyperlink" w:followedHyperlink="followedHyperlink"/>
-  <w:decimalSymbol w:val=","/>
-  <w:listSeparator w:val=";"/>
+  <w:decimalSymbol w:val="."/>
+  <w:listSeparator w:val=","/>
   <w15:chartTrackingRefBased/>
 </w:settings>
 </file>
@@ -10420,7 +10376,13 @@
 </a:theme>
 </file>
 
-<file path=customXml/item1.xml>��< ? x m l   v e r s i o n = " 1 . 0 "   e n c o d i n g = " u t f - 1 6 " ? > < N a v W o r d R e p o r t X m l P a r t   x m l n s = " u r n : m i c r o s o f t - d y n a m i c s - n a v / r e p o r t s / S t a n d a r d _ S a l e s _ I n v o i c e / 1 3 0 6 / " > +<file path=customXml/item1.xml><?xml version="1.0" encoding="utf-8"?>
+<b:Sources xmlns:b="http://schemas.openxmlformats.org/officeDocument/2006/bibliography" xmlns="http://schemas.openxmlformats.org/officeDocument/2006/bibliography" SelectedStyle="\APASixthEditionOfficeOnline.xsl" StyleName="APA" Version="6"/>
+</file>
+
+<file path=customXml/item2.xml>��< ? x m l   v e r s i o n = " 1 . 0 "   e n c o d i n g = " u t f - 1 6 " ? > + 
+ < N a v W o r d R e p o r t X m l P a r t   x m l n s = " u r n : m i c r o s o f t - d y n a m i c s - n a v / r e p o r t s / S t a n d a r d _ S a l e s _ I n v o i c e / 1 3 0 6 / " >   
      < B C R e p o r t I n f o r m a t i o n >   
@@ -10564,7 +10526,7 @@
  
          < C o m p a n y P h o n e N o _ L b l > C o m p a n y P h o n e N o _ L b l < / C o m p a n y P h o n e N o _ L b l >   
-         < C o m p a n y P i c t u r e > C o m p a n y P i c t u r e < / C o m p a n y P i c t u r e > +         < C o m p a n y P i c t u r e   / >   
          < C o m p a n y R e g i s t r a t i o n N u m b e r > C o m p a n y R e g i s t r a t i o n N u m b e r < / C o m p a n y R e g i s t r a t i o n N u m b e r >   
@@ -10992,7 +10954,7 @@
  
          < P a y m e n t R e p o r t i n g A r g u m e n t >   
-             < P a y m e n t S e r v i c e L o g o > P a y m e n t S e r v i c e L o g o < / P a y m e n t S e r v i c e L o g o > +             < P a y m e n t S e r v i c e L o g o   / >   
              < P a y m e n t S e r v i c e L o g o _ U r l > P a y m e n t S e r v i c e L o g o _ U r l < / P a y m e n t S e r v i c e L o g o _ U r l >   
@@ -11147,22 +11109,18 @@
  < / N a v W o r d R e p o r t X m l P a r t > 
 </file>
 
-<file path=customXml/item2.xml><?xml version="1.0" encoding="utf-8"?>
-<b:Sources xmlns:b="http://schemas.openxmlformats.org/officeDocument/2006/bibliography" xmlns="http://schemas.openxmlformats.org/officeDocument/2006/bibliography" SelectedStyle="\APASixthEditionOfficeOnline.xsl" StyleName="APA" Version="6"/>
-</file>
-
 <file path=customXml/itemProps1.xml><?xml version="1.0" encoding="utf-8"?>
-<ds:datastoreItem xmlns:ds="http://schemas.openxmlformats.org/officeDocument/2006/customXml" ds:itemID="{AF7A6226-6056-400F-ADDA-E1ADA7C08250}">
+<ds:datastoreItem xmlns:ds="http://schemas.openxmlformats.org/officeDocument/2006/customXml" ds:itemID="{89DB96BF-8133-438A-AAD3-A3C21079AEB1}">
   <ds:schemaRefs>
-    <ds:schemaRef ds:uri="urn:microsoft-dynamics-nav/reports/Standard_Sales_Invoice/1306/"/>
+    <ds:schemaRef ds:uri="http://schemas.openxmlformats.org/officeDocument/2006/bibliography"/>
   </ds:schemaRefs>
 </ds:datastoreItem>
 </file>
 
 <file path=customXml/itemProps2.xml><?xml version="1.0" encoding="utf-8"?>
-<ds:datastoreItem xmlns:ds="http://schemas.openxmlformats.org/officeDocument/2006/customXml" ds:itemID="{89DB96BF-8133-438A-AAD3-A3C21079AEB1}">
+<ds:datastoreItem xmlns:ds="http://schemas.openxmlformats.org/officeDocument/2006/customXml" ds:itemID="{AF7A6226-6056-400F-ADDA-E1ADA7C08250}">
   <ds:schemaRefs>
-    <ds:schemaRef ds:uri="http://schemas.openxmlformats.org/officeDocument/2006/bibliography"/>
+    <ds:schemaRef ds:uri="urn:microsoft-dynamics-nav/reports/Standard_Sales_Invoice/1306/"/>
   </ds:schemaRefs>
 </ds:datastoreItem>
 </file>
